--- a/Italiano/BancoAlimentare.docx
+++ b/Italiano/BancoAlimentare.docx
@@ -16,6 +16,17 @@
       </w:r>
     </w:p>
     <w:p>
+      <w:pPr>
+        <w:pStyle w:val="Heading2"/>
+      </w:pPr>
+      <w:r>
+        <w:t>L</w:t>
+      </w:r>
+      <w:r>
+        <w:t>o spreco alimentare: un fenomeno di vaste proporzioni.</w:t>
+      </w:r>
+    </w:p>
+    <w:p>
       <w:r>
         <w:t>Nel 2020, per via della pandemia e della segregazione forzata in casa da parte della popolazione si è riscontrato un minor spreco di cibo</w:t>
       </w:r>
@@ -26,7 +37,14 @@
         <w:t>a, in più a tutto ciò si aggiungono più di 3,3 miliardi di emissioni ci CO2 che contribuiscono al cambiamento climantico di origine antropologica.</w:t>
       </w:r>
     </w:p>
-    <w:p/>
+    <w:p>
+      <w:pPr>
+        <w:pStyle w:val="Heading2"/>
+      </w:pPr>
+      <w:r>
+        <w:t>Povertà e malnutrizione: un problema solo dei paesi in via di sviluppo?</w:t>
+      </w:r>
+    </w:p>
     <w:p>
       <w:r>
         <w:t xml:space="preserve">Lo spreco alimentare da una parte è una conseguenza dell’eccissiva produzione, però molto spesso capita che a pochi metri da una casa dove di cibo ce n’è è in abbondanza, c’è una persona o addirittura una famiglia che gli va bene se riescono a mangiare almeno un pasto nell’arco di tutta la giornata, quindi no, la povertà e la malnutrizione non sono dei problemi solo nei paesi in via di sviluppo ma anche nei paesi sviluppati dove il cibo non manca. Se si cerca la parola povertà su un qualunque dizionario </w:t>
@@ -42,6 +60,14 @@
       </w:r>
     </w:p>
     <w:p>
+      <w:pPr>
+        <w:pStyle w:val="Heading2"/>
+      </w:pPr>
+      <w:r>
+        <w:t>La storia del Banco Alimentare: da Phoenix al mondo intero.</w:t>
+      </w:r>
+    </w:p>
+    <w:p>
       <w:r>
         <w:t>Per contrastare questo fenomeno a Phoenix negli anni ’60 venne fondata la prima Food Bank con il nome di St. Mary’s Food Bank, quando John Van Hengel fu il fondatore di questa associazione che andando di negozio in negozio, in ristorante in ristorante, raccoglieva il cibo che sarebbe stato buttato e lo distribuiva ai bisognosi. Oggi negli States sono più di 200 i banchi alimentari, mentre in Europa sono più di 240 sparsi tra tutti i paesi della comunità UE</w:t>
       </w:r>
@@ -50,36 +76,66 @@
       </w:r>
     </w:p>
     <w:p>
-      <w:r>
-        <w:t xml:space="preserve">Il banco alimentare si preoccupa di raccimolare tutti cibi a lunga conservazione cone aliementi in scatola o in latta e di distribuirli nei vari distretti, uno dei più grandi distretti presenti sul suolo italiano è quello di Monza che rifornisce tutti i bisognosi dell’Interland Milanse e le zone limitrofe, il </w:t>
-      </w:r>
+      <w:pPr>
+        <w:pStyle w:val="Heading2"/>
+      </w:pPr>
       <w:r>
         <w:lastRenderedPageBreak/>
-        <w:t>banco ha accordi con varie aziende del territorio come il mercato ortofrutticolo di Milano, che si preoccupa di mandara a Monza una volta a settimana un Tir con frutta e verdura ancora buonissima che però non può essere più venduta per via delle leggi che impongo a</w:t>
+        <w:t>Le attività del Banco Alimentare.</w:t>
+      </w:r>
+    </w:p>
+    <w:p>
+      <w:r>
+        <w:t>Il banco alimentare si preoccupa di raccimolare tutti cibi a lunga conservazione cone aliementi in scatola o in latta e di distribuirli nei vari distretti, uno dei più grandi distretti presenti sul suolo italiano è quello di Monza che rifornisce tutti i bisognosi dell’Interland Milanse e le zone limitrofe, il banco ha accordi con varie aziende del territorio come il mercato ortofrutticolo di Milano, che si preoccupa di mandara a Monza una volta a settimana un Tir con frutta e verdura ancora buonissima che però non può essere più venduta per via delle leggi che impongo a</w:t>
       </w:r>
       <w:r>
         <w:t>i commercianti di non vendere merce presente nelle celle frigorifere da più di 48 ore dall’arrivo al mercato.</w:t>
       </w:r>
     </w:p>
     <w:p>
+      <w:pPr>
+        <w:pStyle w:val="Heading2"/>
+      </w:pPr>
+      <w:r>
+        <w:t>Come il recupero del cibo sostiene le fragilità.</w:t>
+      </w:r>
+    </w:p>
+    <w:p>
       <w:r>
         <w:t xml:space="preserve">Questo tipo di approcio verso il cibo inutilizzato è molto sostenibile, ovvero che soddisfa i bisogni della generazione presente senza compromettere la possibilità delle prossime generazioni di realizzare i proprio, perché consente di applicare un tipo di economia diverso da quello utilizzato normalmente, quella circolare, consiste nella produzione di un alimento e nel consumo di esso e gli scarti o gli avanzi potranno essere recuperati </w:t>
       </w:r>
       <w:r>
         <w:t xml:space="preserve">e avere una nuova vita come ad esempio mangime per animali e poi una volta utilizzati in quel ambito potranno di nuovo essere recuperati e </w:t>
       </w:r>
-    </w:p>
-    <w:p>
-      <w:r>
-        <w:t xml:space="preserve">Il </w:t>
-      </w:r>
-      <w:r>
-        <w:t>recupero del cibo è molto positivo per il pianeta e offre solo vantaggi, dato che l’energia e i soldi usati per produrre i cibi recuperati non viengono sprecati e in più da la possibilità a più bisognosi e meno fortunati di avere qualcosa da mangiare.</w:t>
+      <w:r>
+        <w:t xml:space="preserve">così via fino ad un eventuale </w:t>
+      </w:r>
+      <w:r>
+        <w:t xml:space="preserve">smaltimento che </w:t>
+      </w:r>
+      <w:r>
+        <w:t xml:space="preserve">avrà comunque un impatto ambientale </w:t>
+      </w:r>
+      <w:r>
+        <w:t>ma ridotto di molto se utilizzato solo una volto come alimento per noi.</w:t>
+      </w:r>
+    </w:p>
+    <w:p>
+      <w:pPr>
+        <w:pStyle w:val="Heading2"/>
+      </w:pPr>
+      <w:r>
+        <w:t>La lotta allo spreco e la sostenibilità. </w:t>
+      </w:r>
+    </w:p>
+    <w:p>
+      <w:r>
+        <w:t>Il recupero del cibo è molto positivo per il pianeta e offre solo vantaggi, dato che l’energia e i soldi usati per produrre i cibi recuperati non viengono sprecati e in più da la possibilità a più bisognosi e meno fortunati di avere qualcosa da mangiare.</w:t>
       </w:r>
     </w:p>
     <w:sectPr>
-      <w:headerReference w:type="default" r:id="rId6"/>
-      <w:footerReference w:type="default" r:id="rId7"/>
+      <w:headerReference w:type="default" r:id="rId9"/>
+      <w:footerReference w:type="default" r:id="rId10"/>
       <w:pgSz w:w="11906" w:h="16838"/>
       <w:pgMar w:top="1440" w:right="1440" w:bottom="1440" w:left="1440" w:header="708" w:footer="624" w:gutter="0"/>
       <w:cols w:space="708"/>
@@ -625,6 +681,28 @@
       <w:szCs w:val="32"/>
     </w:rPr>
   </w:style>
+  <w:style w:type="paragraph" w:styleId="Heading2">
+    <w:name w:val="heading 2"/>
+    <w:basedOn w:val="Normal"/>
+    <w:next w:val="Normal"/>
+    <w:link w:val="Heading2Char"/>
+    <w:uiPriority w:val="9"/>
+    <w:unhideWhenUsed/>
+    <w:qFormat/>
+    <w:rsid w:val="00172201"/>
+    <w:pPr>
+      <w:keepNext/>
+      <w:keepLines/>
+      <w:spacing w:before="40" w:after="0"/>
+      <w:outlineLvl w:val="1"/>
+    </w:pPr>
+    <w:rPr>
+      <w:rFonts w:asciiTheme="majorHAnsi" w:eastAsiaTheme="majorEastAsia" w:hAnsiTheme="majorHAnsi" w:cstheme="majorBidi"/>
+      <w:color w:val="2F5496" w:themeColor="accent1" w:themeShade="BF"/>
+      <w:sz w:val="26"/>
+      <w:szCs w:val="26"/>
+    </w:rPr>
+  </w:style>
   <w:style w:type="character" w:default="1" w:styleId="DefaultParagraphFont">
     <w:name w:val="Default Paragraph Font"/>
     <w:uiPriority w:val="1"/>
@@ -742,6 +820,19 @@
     <w:link w:val="Footer"/>
     <w:uiPriority w:val="99"/>
     <w:rsid w:val="00673E90"/>
+  </w:style>
+  <w:style w:type="character" w:customStyle="1" w:styleId="Heading2Char">
+    <w:name w:val="Heading 2 Char"/>
+    <w:basedOn w:val="DefaultParagraphFont"/>
+    <w:link w:val="Heading2"/>
+    <w:uiPriority w:val="9"/>
+    <w:rsid w:val="00172201"/>
+    <w:rPr>
+      <w:rFonts w:asciiTheme="majorHAnsi" w:eastAsiaTheme="majorEastAsia" w:hAnsiTheme="majorHAnsi" w:cstheme="majorBidi"/>
+      <w:color w:val="2F5496" w:themeColor="accent1" w:themeShade="BF"/>
+      <w:sz w:val="26"/>
+      <w:szCs w:val="26"/>
+    </w:rPr>
   </w:style>
 </w:styles>
 </file>
@@ -1039,4 +1130,207 @@
     </a:ext>
   </a:extLst>
 </a:theme>
+</file>
+
+<file path=customXml/item1.xml><?xml version="1.0" encoding="utf-8"?>
+<p:properties xmlns:p="http://schemas.microsoft.com/office/2006/metadata/properties" xmlns:xsi="http://www.w3.org/2001/XMLSchema-instance" xmlns:pc="http://schemas.microsoft.com/office/infopath/2007/PartnerControls">
+  <documentManagement/>
+</p:properties>
+</file>
+
+<file path=customXml/item2.xml><?xml version="1.0" encoding="utf-8"?>
+<?mso-contentType ?>
+<FormTemplates xmlns="http://schemas.microsoft.com/sharepoint/v3/contenttype/forms">
+  <Display>DocumentLibraryForm</Display>
+  <Edit>DocumentLibraryForm</Edit>
+  <New>DocumentLibraryForm</New>
+</FormTemplates>
+</file>
+
+<file path=customXml/item3.xml><?xml version="1.0" encoding="utf-8"?>
+<ct:contentTypeSchema xmlns:ct="http://schemas.microsoft.com/office/2006/metadata/contentType" xmlns:ma="http://schemas.microsoft.com/office/2006/metadata/properties/metaAttributes" ct:_="" ma:_="" ma:contentTypeName="Document" ma:contentTypeID="0x0101006B20EA33783B1144A5D90008A0DECC9D" ma:contentTypeVersion="4" ma:contentTypeDescription="Create a new document." ma:contentTypeScope="" ma:versionID="ad00154d4733dcd02cbdcb94d4ca049b">
+  <xsd:schema xmlns:xsd="http://www.w3.org/2001/XMLSchema" xmlns:xs="http://www.w3.org/2001/XMLSchema" xmlns:p="http://schemas.microsoft.com/office/2006/metadata/properties" xmlns:ns3="d0d2c28f-03b8-4bdd-a0b6-3072e0fefa6b" targetNamespace="http://schemas.microsoft.com/office/2006/metadata/properties" ma:root="true" ma:fieldsID="11a61185289c2259fe720b8b7afec9f3" ns3:_="">
+    <xsd:import namespace="d0d2c28f-03b8-4bdd-a0b6-3072e0fefa6b"/>
+    <xsd:element name="properties">
+      <xsd:complexType>
+        <xsd:sequence>
+          <xsd:element name="documentManagement">
+            <xsd:complexType>
+              <xsd:all>
+                <xsd:element ref="ns3:MediaServiceMetadata" minOccurs="0"/>
+                <xsd:element ref="ns3:MediaServiceFastMetadata" minOccurs="0"/>
+                <xsd:element ref="ns3:MediaServiceAutoKeyPoints" minOccurs="0"/>
+                <xsd:element ref="ns3:MediaServiceKeyPoints" minOccurs="0"/>
+              </xsd:all>
+            </xsd:complexType>
+          </xsd:element>
+        </xsd:sequence>
+      </xsd:complexType>
+    </xsd:element>
+  </xsd:schema>
+  <xsd:schema xmlns:xsd="http://www.w3.org/2001/XMLSchema" xmlns:xs="http://www.w3.org/2001/XMLSchema" xmlns:dms="http://schemas.microsoft.com/office/2006/documentManagement/types" xmlns:pc="http://schemas.microsoft.com/office/infopath/2007/PartnerControls" targetNamespace="d0d2c28f-03b8-4bdd-a0b6-3072e0fefa6b" elementFormDefault="qualified">
+    <xsd:import namespace="http://schemas.microsoft.com/office/2006/documentManagement/types"/>
+    <xsd:import namespace="http://schemas.microsoft.com/office/infopath/2007/PartnerControls"/>
+    <xsd:element name="MediaServiceMetadata" ma:index="8" nillable="true" ma:displayName="MediaServiceMetadata" ma:hidden="true" ma:internalName="MediaServiceMetadata" ma:readOnly="true">
+      <xsd:simpleType>
+        <xsd:restriction base="dms:Note"/>
+      </xsd:simpleType>
+    </xsd:element>
+    <xsd:element name="MediaServiceFastMetadata" ma:index="9" nillable="true" ma:displayName="MediaServiceFastMetadata" ma:hidden="true" ma:internalName="MediaServiceFastMetadata" ma:readOnly="true">
+      <xsd:simpleType>
+        <xsd:restriction base="dms:Note"/>
+      </xsd:simpleType>
+    </xsd:element>
+    <xsd:element name="MediaServiceAutoKeyPoints" ma:index="10" nillable="true" ma:displayName="MediaServiceAutoKeyPoints" ma:hidden="true" ma:internalName="MediaServiceAutoKeyPoints" ma:readOnly="true">
+      <xsd:simpleType>
+        <xsd:restriction base="dms:Note"/>
+      </xsd:simpleType>
+    </xsd:element>
+    <xsd:element name="MediaServiceKeyPoints" ma:index="11" nillable="true" ma:displayName="KeyPoints" ma:internalName="MediaServiceKeyPoints" ma:readOnly="true">
+      <xsd:simpleType>
+        <xsd:restriction base="dms:Note">
+          <xsd:maxLength value="255"/>
+        </xsd:restriction>
+      </xsd:simpleType>
+    </xsd:element>
+  </xsd:schema>
+  <xsd:schema xmlns="http://schemas.openxmlformats.org/package/2006/metadata/core-properties" xmlns:xsd="http://www.w3.org/2001/XMLSchema" xmlns:xsi="http://www.w3.org/2001/XMLSchema-instance" xmlns:dc="http://purl.org/dc/elements/1.1/" xmlns:dcterms="http://purl.org/dc/terms/" xmlns:odoc="http://schemas.microsoft.com/internal/obd" targetNamespace="http://schemas.openxmlformats.org/package/2006/metadata/core-properties" elementFormDefault="qualified" attributeFormDefault="unqualified" blockDefault="#all">
+    <xsd:import namespace="http://purl.org/dc/elements/1.1/" schemaLocation="http://dublincore.org/schemas/xmls/qdc/2003/04/02/dc.xsd"/>
+    <xsd:import namespace="http://purl.org/dc/terms/" schemaLocation="http://dublincore.org/schemas/xmls/qdc/2003/04/02/dcterms.xsd"/>
+    <xsd:element name="coreProperties" type="CT_coreProperties"/>
+    <xsd:complexType name="CT_coreProperties">
+      <xsd:all>
+        <xsd:element ref="dc:creator" minOccurs="0" maxOccurs="1"/>
+        <xsd:element ref="dcterms:created" minOccurs="0" maxOccurs="1"/>
+        <xsd:element ref="dc:identifier" minOccurs="0" maxOccurs="1"/>
+        <xsd:element name="contentType" minOccurs="0" maxOccurs="1" type="xsd:string" ma:index="0" ma:displayName="Content Type"/>
+        <xsd:element ref="dc:title" minOccurs="0" maxOccurs="1" ma:index="4" ma:displayName="Title"/>
+        <xsd:element ref="dc:subject" minOccurs="0" maxOccurs="1"/>
+        <xsd:element ref="dc:description" minOccurs="0" maxOccurs="1"/>
+        <xsd:element name="keywords" minOccurs="0" maxOccurs="1" type="xsd:string"/>
+        <xsd:element ref="dc:language" minOccurs="0" maxOccurs="1"/>
+        <xsd:element name="category" minOccurs="0" maxOccurs="1" type="xsd:string"/>
+        <xsd:element name="version" minOccurs="0" maxOccurs="1" type="xsd:string"/>
+        <xsd:element name="revision" minOccurs="0" maxOccurs="1" type="xsd:string">
+          <xsd:annotation>
+            <xsd:documentation>
+                        This value indicates the number of saves or revisions. The application is responsible for updating this value after each revision.
+                    </xsd:documentation>
+          </xsd:annotation>
+        </xsd:element>
+        <xsd:element name="lastModifiedBy" minOccurs="0" maxOccurs="1" type="xsd:string"/>
+        <xsd:element ref="dcterms:modified" minOccurs="0" maxOccurs="1"/>
+        <xsd:element name="contentStatus" minOccurs="0" maxOccurs="1" type="xsd:string"/>
+      </xsd:all>
+    </xsd:complexType>
+  </xsd:schema>
+  <xs:schema xmlns:pc="http://schemas.microsoft.com/office/infopath/2007/PartnerControls" xmlns:xs="http://www.w3.org/2001/XMLSchema" targetNamespace="http://schemas.microsoft.com/office/infopath/2007/PartnerControls" elementFormDefault="qualified" attributeFormDefault="unqualified">
+    <xs:element name="Person">
+      <xs:complexType>
+        <xs:sequence>
+          <xs:element ref="pc:DisplayName" minOccurs="0"/>
+          <xs:element ref="pc:AccountId" minOccurs="0"/>
+          <xs:element ref="pc:AccountType" minOccurs="0"/>
+        </xs:sequence>
+      </xs:complexType>
+    </xs:element>
+    <xs:element name="DisplayName" type="xs:string"/>
+    <xs:element name="AccountId" type="xs:string"/>
+    <xs:element name="AccountType" type="xs:string"/>
+    <xs:element name="BDCAssociatedEntity">
+      <xs:complexType>
+        <xs:sequence>
+          <xs:element ref="pc:BDCEntity" minOccurs="0" maxOccurs="unbounded"/>
+        </xs:sequence>
+        <xs:attribute ref="pc:EntityNamespace"/>
+        <xs:attribute ref="pc:EntityName"/>
+        <xs:attribute ref="pc:SystemInstanceName"/>
+        <xs:attribute ref="pc:AssociationName"/>
+      </xs:complexType>
+    </xs:element>
+    <xs:attribute name="EntityNamespace" type="xs:string"/>
+    <xs:attribute name="EntityName" type="xs:string"/>
+    <xs:attribute name="SystemInstanceName" type="xs:string"/>
+    <xs:attribute name="AssociationName" type="xs:string"/>
+    <xs:element name="BDCEntity">
+      <xs:complexType>
+        <xs:sequence>
+          <xs:element ref="pc:EntityDisplayName" minOccurs="0"/>
+          <xs:element ref="pc:EntityInstanceReference" minOccurs="0"/>
+          <xs:element ref="pc:EntityId1" minOccurs="0"/>
+          <xs:element ref="pc:EntityId2" minOccurs="0"/>
+          <xs:element ref="pc:EntityId3" minOccurs="0"/>
+          <xs:element ref="pc:EntityId4" minOccurs="0"/>
+          <xs:element ref="pc:EntityId5" minOccurs="0"/>
+        </xs:sequence>
+      </xs:complexType>
+    </xs:element>
+    <xs:element name="EntityDisplayName" type="xs:string"/>
+    <xs:element name="EntityInstanceReference" type="xs:string"/>
+    <xs:element name="EntityId1" type="xs:string"/>
+    <xs:element name="EntityId2" type="xs:string"/>
+    <xs:element name="EntityId3" type="xs:string"/>
+    <xs:element name="EntityId4" type="xs:string"/>
+    <xs:element name="EntityId5" type="xs:string"/>
+    <xs:element name="Terms">
+      <xs:complexType>
+        <xs:sequence>
+          <xs:element ref="pc:TermInfo" minOccurs="0" maxOccurs="unbounded"/>
+        </xs:sequence>
+      </xs:complexType>
+    </xs:element>
+    <xs:element name="TermInfo">
+      <xs:complexType>
+        <xs:sequence>
+          <xs:element ref="pc:TermName" minOccurs="0"/>
+          <xs:element ref="pc:TermId" minOccurs="0"/>
+        </xs:sequence>
+      </xs:complexType>
+    </xs:element>
+    <xs:element name="TermName" type="xs:string"/>
+    <xs:element name="TermId" type="xs:string"/>
+  </xs:schema>
+</ct:contentTypeSchema>
+</file>
+
+<file path=customXml/itemProps1.xml><?xml version="1.0" encoding="utf-8"?>
+<ds:datastoreItem xmlns:ds="http://schemas.openxmlformats.org/officeDocument/2006/customXml" ds:itemID="{153B2EF9-2B10-46E8-96C8-4F4747194137}">
+  <ds:schemaRefs>
+    <ds:schemaRef ds:uri="http://purl.org/dc/elements/1.1/"/>
+    <ds:schemaRef ds:uri="http://schemas.microsoft.com/office/infopath/2007/PartnerControls"/>
+    <ds:schemaRef ds:uri="http://purl.org/dc/dcmitype/"/>
+    <ds:schemaRef ds:uri="http://schemas.microsoft.com/office/2006/metadata/properties"/>
+    <ds:schemaRef ds:uri="http://purl.org/dc/terms/"/>
+    <ds:schemaRef ds:uri="http://www.w3.org/XML/1998/namespace"/>
+    <ds:schemaRef ds:uri="http://schemas.microsoft.com/office/2006/documentManagement/types"/>
+    <ds:schemaRef ds:uri="d0d2c28f-03b8-4bdd-a0b6-3072e0fefa6b"/>
+    <ds:schemaRef ds:uri="http://schemas.openxmlformats.org/package/2006/metadata/core-properties"/>
+  </ds:schemaRefs>
+</ds:datastoreItem>
+</file>
+
+<file path=customXml/itemProps2.xml><?xml version="1.0" encoding="utf-8"?>
+<ds:datastoreItem xmlns:ds="http://schemas.openxmlformats.org/officeDocument/2006/customXml" ds:itemID="{8F40A558-D8F2-4F40-A0AF-0C845AA9A1C8}">
+  <ds:schemaRefs>
+    <ds:schemaRef ds:uri="http://schemas.microsoft.com/sharepoint/v3/contenttype/forms"/>
+  </ds:schemaRefs>
+</ds:datastoreItem>
+</file>
+
+<file path=customXml/itemProps3.xml><?xml version="1.0" encoding="utf-8"?>
+<ds:datastoreItem xmlns:ds="http://schemas.openxmlformats.org/officeDocument/2006/customXml" ds:itemID="{063A67B0-AD6B-4F8C-881A-035BA3C9E2BB}">
+  <ds:schemaRefs>
+    <ds:schemaRef ds:uri="http://schemas.microsoft.com/office/2006/metadata/contentType"/>
+    <ds:schemaRef ds:uri="http://schemas.microsoft.com/office/2006/metadata/properties/metaAttributes"/>
+    <ds:schemaRef ds:uri="http://www.w3.org/2001/XMLSchema"/>
+    <ds:schemaRef ds:uri="http://schemas.microsoft.com/office/2006/metadata/properties"/>
+    <ds:schemaRef ds:uri="d0d2c28f-03b8-4bdd-a0b6-3072e0fefa6b"/>
+    <ds:schemaRef ds:uri="http://schemas.microsoft.com/office/2006/documentManagement/types"/>
+    <ds:schemaRef ds:uri="http://schemas.microsoft.com/office/infopath/2007/PartnerControls"/>
+    <ds:schemaRef ds:uri="http://schemas.openxmlformats.org/package/2006/metadata/core-properties"/>
+    <ds:schemaRef ds:uri="http://purl.org/dc/elements/1.1/"/>
+    <ds:schemaRef ds:uri="http://purl.org/dc/terms/"/>
+    <ds:schemaRef ds:uri="http://schemas.microsoft.com/internal/obd"/>
+  </ds:schemaRefs>
+</ds:datastoreItem>
 </file>